--- a/public/files/p4-hk-population-ai-graph-check.docx
+++ b/public/files/p4-hk-population-ai-graph-check.docx
@@ -27,6 +27,17 @@
       </w:r>
     </w:p>
     <w:p>
+      <w:r>
+        <w:rPr>
+          <w:rFonts w:ascii="Quicksand" w:hAnsi="Quicksand" w:cs="Quicksand" w:eastAsia="Noto Sans TC"/>
+          <w:b w:val="0"/>
+          <w:color w:val="080808"/>
+          <w:sz w:val="21"/>
+        </w:rPr>
+        <w:t>P4 香港人口折線圖：檢查 AI 生成的解釋</w:t>
+      </w:r>
+    </w:p>
+    <w:p>
       <w:pPr>
         <w:spacing w:before="240" w:after="80"/>
       </w:pPr>
@@ -48,7 +59,7 @@
           <w:color w:val="080808"/>
           <w:sz w:val="21"/>
         </w:rPr>
-        <w:t>「根據資料，香港人口由 1991 年的約 560 萬人，一路穩定上升至 2021 年的 7,413,070 人，之後每年都繼續上升。預計到 2030 年會達到 900 萬人。」</w:t>
+        <w:t>AI 生成（示範用） 「根據資料，香港人口由 1991 年的約 560 萬人，一路穩定上升至 2021 年的 7,413,070 人，之後每年都繼續上升。預計到 2030 年會達到 900 萬人。」</w:t>
       </w:r>
     </w:p>
     <w:p>
@@ -59,7 +70,7 @@
           <w:color w:val="080808"/>
           <w:sz w:val="21"/>
         </w:rPr>
-        <w:t>你的任務：不要直接相信它。用官方數據逐項核對，然後自己做一份正確的折線圖。</w:t>
+        <w:t>你的任務：不要直接相信它。用官方數據逐項核對，然後自己做一份正確的折線圖</w:t>
       </w:r>
     </w:p>
     <w:p>
@@ -97,7 +108,7 @@
           <w:rFonts w:ascii="Quicksand" w:hAnsi="Quicksand" w:cs="Quicksand" w:eastAsia="Noto Sans TC"/>
           <w:sz w:val="21"/>
         </w:rPr>
-        <w:t>找出它提供的數字，逐一與官方數據對照。</w:t>
+        <w:t>找出它提供的數字，逐一與官方數據對照</w:t>
       </w:r>
     </w:p>
     <w:p>
@@ -109,7 +120,7 @@
           <w:rFonts w:ascii="Quicksand" w:hAnsi="Quicksand" w:cs="Quicksand" w:eastAsia="Noto Sans TC"/>
           <w:sz w:val="21"/>
         </w:rPr>
-        <w:t>檢查它對趨勢的描述（「每年都上升」）是否被數據支持。</w:t>
+        <w:t>檢查它對趨勢的描述（「每年都上升」）是否被數據支持</w:t>
       </w:r>
     </w:p>
     <w:p>
@@ -121,7 +132,7 @@
           <w:rFonts w:ascii="Quicksand" w:hAnsi="Quicksand" w:cs="Quicksand" w:eastAsia="Noto Sans TC"/>
           <w:sz w:val="21"/>
         </w:rPr>
-        <w:t>檢查它對未來的講法（「預計 900 萬」）有沒有依據。</w:t>
+        <w:t>檢查它對未來的講法（「預計 900 萬」）有沒有依據</w:t>
       </w:r>
     </w:p>
     <w:p>
@@ -495,7 +506,7 @@
           <w:color w:val="080808"/>
           <w:sz w:val="21"/>
         </w:rPr>
-        <w:t>從官方數據表選取最少 5 個年份，填在下表，然後在方格紙上畫出折線圖。</w:t>
+        <w:t>從官方數據表選取最少 5 個年份，填在下表，然後在方格紙上畫出折線圖</w:t>
       </w:r>
     </w:p>
     <w:tbl>
@@ -857,7 +868,7 @@
                 <w:rFonts w:ascii="Quicksand" w:hAnsi="Quicksand" w:cs="Quicksand" w:eastAsia="Noto Sans TC"/>
                 <w:sz w:val="20"/>
               </w:rPr>
-              <w:t>整段話沒有說明數字從何而來 —— 這是第一個警號。學生應學會向 AI 追問來源。</w:t>
+              <w:t>整段話沒有說明數字從何而來 —— 這是第一個警號。學生應學會向 AI 追問來源</w:t>
             </w:r>
           </w:p>
         </w:tc>
@@ -889,7 +900,7 @@
                 <w:rFonts w:ascii="Quicksand" w:hAnsi="Quicksand" w:cs="Quicksand" w:eastAsia="Noto Sans TC"/>
                 <w:sz w:val="20"/>
               </w:rPr>
-              <w:t>予以核對。此數字與官方一致 —— 用來示範「AI 也可能說對」，因此不能單憑語氣判斷真偽。</w:t>
+              <w:t>予以核對。此數字與官方一致 —— 用來示範「AI 也可能說對」，因此不能單憑語氣判斷真偽</w:t>
             </w:r>
           </w:p>
         </w:tc>
@@ -921,7 +932,7 @@
                 <w:rFonts w:ascii="Quicksand" w:hAnsi="Quicksand" w:cs="Quicksand" w:eastAsia="Noto Sans TC"/>
                 <w:sz w:val="20"/>
               </w:rPr>
-              <w:t>與數據不符。核對官方數據後會找到並非上升的年份。這是本課最重要的發現。</w:t>
+              <w:t>與數據不符。核對官方數據後會找到並非上升的年份。這是本課最重要的發現</w:t>
             </w:r>
           </w:p>
         </w:tc>
@@ -953,7 +964,7 @@
                 <w:rFonts w:ascii="Quicksand" w:hAnsi="Quicksand" w:cs="Quicksand" w:eastAsia="Noto Sans TC"/>
                 <w:sz w:val="20"/>
               </w:rPr>
-              <w:t>沒有依據，且混淆了「已發生的事實」與「預測」。學生應指出它沒有說明推算方法。</w:t>
+              <w:t>沒有依據，且混淆了「已發生的事實」與「預測」。學生應指出它沒有說明推算方法</w:t>
             </w:r>
           </w:p>
         </w:tc>
@@ -985,34 +996,12 @@
                 <w:rFonts w:ascii="Quicksand" w:hAnsi="Quicksand" w:cs="Quicksand" w:eastAsia="Noto Sans TC"/>
                 <w:sz w:val="20"/>
               </w:rPr>
-              <w:t>AI 未提供來源，須以官方數據核對後再判斷。</w:t>
+              <w:t>AI 未提供來源，須以官方數據核對後再判斷</w:t>
             </w:r>
           </w:p>
         </w:tc>
       </w:tr>
     </w:tbl>
-    <w:p>
-      <w:r>
-        <w:rPr>
-          <w:rFonts w:ascii="Quicksand" w:hAnsi="Quicksand" w:cs="Quicksand" w:eastAsia="Noto Sans TC"/>
-          <w:b w:val="0"/>
-          <w:color w:val="080808"/>
-          <w:sz w:val="21"/>
-        </w:rPr>
-        <w:t>給審閱者（Henry）：請確認 ① 2021 年數字與官方一致； ② 要求學生填寫的年份與 Table 110-01001 現行版本一致； ③ 「人口並非逐年上升」在現行數據下仍然成立；④ 連結仍有效。詳見資源頁的審閱清單。</w:t>
-      </w:r>
-    </w:p>
-    <w:p>
-      <w:r>
-        <w:rPr>
-          <w:rFonts w:ascii="Quicksand" w:hAnsi="Quicksand" w:cs="Quicksand" w:eastAsia="Noto Sans TC"/>
-          <w:b w:val="0"/>
-          <w:color w:val="080808"/>
-          <w:sz w:val="21"/>
-        </w:rPr>
-        <w:t>對應 E, p.6：向 AI 追問來源，並以可靠網站（如政府統計處）核對 AI 輸出。 BEETS AI · 獨立教學資源，並非 EDB 官方文件。An independent Beets resource, not an official EDB publication.</w:t>
-      </w:r>
-    </w:p>
     <w:sectPr>
       <w:pgSz w:w="11906" w:h="16838"/>
       <w:pgMar w:top="1020" w:right="1134" w:bottom="1020" w:left="1134" w:header="720" w:footer="720" w:gutter="0"/>
